--- a/vvdn/protocols/nfc/README.docx
+++ b/vvdn/protocols/nfc/README.docx
@@ -68,7 +68,7 @@
           <w:color w:val="282C34"/>
           <w:sz w:val="21"/>
         </w:rPr>
-        <w:t>secure, bidirectional, short-range (typically $\le 4\text{ cm}$) high-integrity interactions</w:t>
+        <w:t>secure, bidirectional, short-range (typically &lt;= 4 cm) high-integrity interactions</w:t>
       </w:r>
       <w:r>
         <w:rPr>
@@ -533,22 +533,7 @@
                 <w:color w:val="282C34"/>
                 <w:sz w:val="18"/>
               </w:rPr>
-              <w:t xml:space="preserve">13.56 MHz carrier, inductive coupling, Biot-Savart, 100% vs 10% ASK, Modified Miller, Manchester, 848 kHz subcarrier load modulation, EMC filter design, antenna </w:t>
-            </w:r>
-            <w:r>
-              <w:rPr>
-                <w:i/>
-                <w:color w:val="145AA0"/>
-                <w:sz w:val="18"/>
-              </w:rPr>
-              <w:t>Q</w:t>
-            </w:r>
-            <w:r>
-              <w:rPr>
-                <w:color w:val="282C34"/>
-                <w:sz w:val="18"/>
-              </w:rPr>
-              <w:t>-factor, tuning networks</w:t>
+              <w:t>13.56 MHz carrier, inductive coupling, Biot-Savart, 100% vs 10% ASK, Modified Miller, Manchester, 848 kHz subcarrier load modulation, EMC filter design, antenna Q-factor, tuning networks</w:t>
             </w:r>
           </w:p>
         </w:tc>
@@ -944,82 +929,7 @@
                 <w:color w:val="282C34"/>
                 <w:sz w:val="18"/>
               </w:rPr>
-              <w:t>Loop antenna inductance (</w:t>
-            </w:r>
-            <w:r>
-              <w:rPr>
-                <w:i/>
-                <w:color w:val="145AA0"/>
-                <w:sz w:val="18"/>
-              </w:rPr>
-              <w:t>L_{ant</w:t>
-            </w:r>
-            <w:r>
-              <w:rPr>
-                <w:color w:val="282C34"/>
-                <w:sz w:val="18"/>
-              </w:rPr>
-              <w:t xml:space="preserve">), resonance frequency, </w:t>
-            </w:r>
-            <w:r>
-              <w:rPr>
-                <w:i/>
-                <w:color w:val="145AA0"/>
-                <w:sz w:val="18"/>
-              </w:rPr>
-              <w:t>Q</w:t>
-            </w:r>
-            <w:r>
-              <w:rPr>
-                <w:color w:val="282C34"/>
-                <w:sz w:val="18"/>
-              </w:rPr>
-              <w:t>-factor, matching capacitors (</w:t>
-            </w:r>
-            <w:r>
-              <w:rPr>
-                <w:i/>
-                <w:color w:val="145AA0"/>
-                <w:sz w:val="18"/>
-              </w:rPr>
-              <w:t>C_{series</w:t>
-            </w:r>
-            <w:r>
-              <w:rPr>
-                <w:color w:val="282C34"/>
-                <w:sz w:val="18"/>
-              </w:rPr>
-              <w:t xml:space="preserve">, </w:t>
-            </w:r>
-            <w:r>
-              <w:rPr>
-                <w:i/>
-                <w:color w:val="145AA0"/>
-                <w:sz w:val="18"/>
-              </w:rPr>
-              <w:t>C_{parallel</w:t>
-            </w:r>
-            <w:r>
-              <w:rPr>
-                <w:color w:val="282C34"/>
-                <w:sz w:val="18"/>
-              </w:rPr>
-              <w:t>), damping resistor (</w:t>
-            </w:r>
-            <w:r>
-              <w:rPr>
-                <w:i/>
-                <w:color w:val="145AA0"/>
-                <w:sz w:val="18"/>
-              </w:rPr>
-              <w:t>R_Q</w:t>
-            </w:r>
-            <w:r>
-              <w:rPr>
-                <w:color w:val="282C34"/>
-                <w:sz w:val="18"/>
-              </w:rPr>
-              <w:t>), and NDEF payload encoding</w:t>
+              <w:t>Loop antenna inductance (L_ant), resonance frequency, Q-factor, matching capacitors (C_series, C_parallel), damping resistor (R_Q), and NDEF payload encoding</w:t>
             </w:r>
           </w:p>
         </w:tc>
@@ -1637,22 +1547,7 @@
                 <w:color w:val="282C34"/>
                 <w:sz w:val="18"/>
               </w:rPr>
-              <w:t xml:space="preserve">Inductive (Magnetic </w:t>
-            </w:r>
-            <w:r>
-              <w:rPr>
-                <w:i/>
-                <w:color w:val="145AA0"/>
-                <w:sz w:val="18"/>
-              </w:rPr>
-              <w:t>H</w:t>
-            </w:r>
-            <w:r>
-              <w:rPr>
-                <w:color w:val="282C34"/>
-                <w:sz w:val="18"/>
-              </w:rPr>
-              <w:t>-field)</w:t>
+              <w:t>Inductive (Magnetic H-field)</w:t>
             </w:r>
           </w:p>
         </w:tc>
@@ -1677,22 +1572,7 @@
                 <w:color w:val="282C34"/>
                 <w:sz w:val="18"/>
               </w:rPr>
-              <w:t xml:space="preserve">Inductive (Magnetic </w:t>
-            </w:r>
-            <w:r>
-              <w:rPr>
-                <w:i/>
-                <w:color w:val="145AA0"/>
-                <w:sz w:val="18"/>
-              </w:rPr>
-              <w:t>H</w:t>
-            </w:r>
-            <w:r>
-              <w:rPr>
-                <w:color w:val="282C34"/>
-                <w:sz w:val="18"/>
-              </w:rPr>
-              <w:t>-field)</w:t>
+              <w:t>Inductive (Magnetic H-field)</w:t>
             </w:r>
           </w:p>
         </w:tc>
@@ -1718,7 +1598,7 @@
                 <w:color w:val="282C34"/>
                 <w:sz w:val="18"/>
               </w:rPr>
-              <w:t>Inductive (Magnetic $H$-field)</w:t>
+              <w:t>Inductive (Magnetic H-field)</w:t>
             </w:r>
           </w:p>
         </w:tc>
@@ -1743,22 +1623,7 @@
                 <w:color w:val="282C34"/>
                 <w:sz w:val="18"/>
               </w:rPr>
-              <w:t xml:space="preserve">Electromagnetic radiative (Far-field </w:t>
-            </w:r>
-            <w:r>
-              <w:rPr>
-                <w:i/>
-                <w:color w:val="145AA0"/>
-                <w:sz w:val="18"/>
-              </w:rPr>
-              <w:t>E</w:t>
-            </w:r>
-            <w:r>
-              <w:rPr>
-                <w:color w:val="282C34"/>
-                <w:sz w:val="18"/>
-              </w:rPr>
-              <w:t>-field)</w:t>
+              <w:t>Electromagnetic radiative (Far-field E-field)</w:t>
             </w:r>
           </w:p>
         </w:tc>
@@ -4426,52 +4291,7 @@
           <w:color w:val="282C34"/>
           <w:sz w:val="21"/>
         </w:rPr>
-        <w:t>: Expressed in amperes per meter (</w:t>
-      </w:r>
-      <w:r>
-        <w:rPr>
-          <w:i/>
-          <w:color w:val="145AA0"/>
-          <w:sz w:val="21"/>
-        </w:rPr>
-        <w:t>A/m</w:t>
-      </w:r>
-      <w:r>
-        <w:rPr>
-          <w:color w:val="282C34"/>
-          <w:sz w:val="21"/>
-        </w:rPr>
-        <w:t xml:space="preserve">). ISO 14443 requires the reader to produce between </w:t>
-      </w:r>
-      <w:r>
-        <w:rPr>
-          <w:i/>
-          <w:color w:val="145AA0"/>
-          <w:sz w:val="21"/>
-        </w:rPr>
-        <w:t>1.5 A/m</w:t>
-      </w:r>
-      <w:r>
-        <w:rPr>
-          <w:color w:val="282C34"/>
-          <w:sz w:val="21"/>
-        </w:rPr>
-        <w:t xml:space="preserve"> and </w:t>
-      </w:r>
-      <w:r>
-        <w:rPr>
-          <w:i/>
-          <w:color w:val="145AA0"/>
-          <w:sz w:val="21"/>
-        </w:rPr>
-        <w:t>7.5 A/m</w:t>
-      </w:r>
-      <w:r>
-        <w:rPr>
-          <w:color w:val="282C34"/>
-          <w:sz w:val="21"/>
-        </w:rPr>
-        <w:t xml:space="preserve"> across the operating volume.</w:t>
+        <w:t>: Expressed in amperes per meter (A/m). ISO 14443 requires the reader to produce between 1.5 A/m and 7.5 A/m across the operating volume.</w:t>
       </w:r>
     </w:p>
     <w:p>
@@ -4508,29 +4328,14 @@
           <w:color w:val="282C34"/>
           <w:sz w:val="21"/>
         </w:rPr>
-        <w:t>Subcarrier ($f_s$)</w:t>
+        <w:t>Subcarrier (f_s)</w:t>
       </w:r>
       <w:r>
         <w:rPr>
           <w:color w:val="282C34"/>
           <w:sz w:val="21"/>
         </w:rPr>
-        <w:t>: An auxiliary frequency (</w:t>
-      </w:r>
-      <w:r>
-        <w:rPr>
-          <w:i/>
-          <w:color w:val="145AA0"/>
-          <w:sz w:val="21"/>
-        </w:rPr>
-        <w:t>f_c / 16 \approx 848 kHz</w:t>
-      </w:r>
-      <w:r>
-        <w:rPr>
-          <w:color w:val="282C34"/>
-          <w:sz w:val="21"/>
-        </w:rPr>
-        <w:t>) used to separate the card's weak load-modulated uplink signal from the strong 13.56 MHz carrier.</w:t>
+        <w:t>: An auxiliary frequency (f_c / 16 ≈ 848 kHz) used to separate the card's weak load-modulated uplink signal from the strong 13.56 MHz carrier.</w:t>
       </w:r>
     </w:p>
     <w:p>
